--- a/templates/termo-entrega-aceite-modelo.docx
+++ b/templates/termo-entrega-aceite-modelo.docx
@@ -844,7 +844,7 @@
         </w:rPr>
       </w:pPr>
       <w:r>
-        <w:t>Este documento intitulado TERMO DE ENTREGA E ACEITE visa formalizar a entrega e o aceite do NOME DO SISTEMA – Descrição resumida da Vigilância Sanitária, contemplando as funcionalidades disponibilizadas para a Secretaria Municipal da Saúde de Salvador, conforme escopo funcional validado na contagem oficial de Pontos de Função.</w:t>
+        <w:t>Este documento intitulado TERMO DE ENTREGA E ACEITE visa formalizar a entrega e o aceite do NOME DO SISTEMA – DESCRIÇÃO COMPLETA, contemplando as funcionalidades disponibilizadas para NOME DO CLIENTE, conforme escopo funcional validado na contagem oficial de Pontos de Função.</w:t>
       </w:r>
     </w:p>
     <w:p>
